--- a/tillsyn/A 15144-2024 tillsynsbegäran.docx
+++ b/tillsyn/A 15144-2024 tillsynsbegäran.docx
@@ -334,7 +334,7 @@
     <w:r>
       <w:tab/>
       <w:tab/>
-      <w:t>2026-06-18</w:t>
+      <w:t>2026-06-19</w:t>
       <w:br/>
       <w:br/>
     </w:r>

--- a/tillsyn/A 15144-2024 tillsynsbegäran.docx
+++ b/tillsyn/A 15144-2024 tillsynsbegäran.docx
@@ -334,7 +334,7 @@
     <w:r>
       <w:tab/>
       <w:tab/>
-      <w:t>2026-06-19</w:t>
+      <w:t>2026-06-20</w:t>
       <w:br/>
       <w:br/>
     </w:r>

--- a/tillsyn/A 15144-2024 tillsynsbegäran.docx
+++ b/tillsyn/A 15144-2024 tillsynsbegäran.docx
@@ -12,10 +12,7 @@
     </w:p>
     <w:p>
       <w:r>
-        <w:t>Detta dokument behandlar höga naturvärden i avverkningsanmälan A 15144-2024 i Bräcke kommun som inkom 2024-04-17 och omfattar 1,5 ha.</w:t>
-      </w:r>
-      <w:r>
-        <w:t xml:space="preserve"> I Figur 1 visas fyndplatser för naturvårdsarter i området, som finns registrerade på Artportalen.</w:t>
+        <w:t>Denna tillsynsbegäran behandlar höga naturvärden i avverkningsanmälan A 15144-2024 i Bräcke kommun som inkom 2024-04-17 och omfattar 1,5 ha.</w:t>
       </w:r>
     </w:p>
     <w:p>
@@ -63,7 +60,20 @@
         <w:spacing w:after="240"/>
       </w:pPr>
       <w:r>
-        <w:t>Figur 1. Fyndplatser för naturvårdsarter inom 14 meter från avverkningsanmälan (röd linje). Inom parentes anges rödlistekategorier, S för signalarter, Tför typiska arter och fridlysningsparagrafer i artskyddsförordningen.Markörer utan svart kant är placerade på fyndplatsen. Markörer med svart kant är placerade vid sidan av fyndplatsen och har ett svart streck som visar fyndplatsens exakta position. Kartans mittpunktskoordinat är N 6987041, E 529013 i SWEREF 99 TM.</w:t>
+        <w:t>Figur 1. Fyndplatser för naturvårdsarter inom 14 meter från avverkningsanmälan. Markörer utan svart kant är placerade på fyndplatsen. Markörer med svart kant är placerade vid sidan av fyndplatsen har ett svart streck som visar fyndplatsens exakta position. Kartans mittpunktskoordinat är N 6987041, E 529013 i SWEREF 99 TM.</w:t>
+      </w:r>
+    </w:p>
+    <w:p>
+      <w:r>
+        <w:t>Inom 14 meter från avverkningsanmälan finns fynd av 4 naturvårdsarter, varav 3 är rödlistade, 3 är typiska (T) och 1 är signalart (S): gräddporing (VU, T), grantaggsvamp (NT), ullticka (NT, T) och kransrams (S, T). Se Figur 1.</w:t>
+      </w:r>
+    </w:p>
+    <w:p>
+      <w:pPr>
+        <w:pStyle w:val="Heading1"/>
+      </w:pPr>
+      <w:r>
+        <w:t>Tillsynsbegäran</w:t>
       </w:r>
     </w:p>
     <w:p>
@@ -77,37 +87,16 @@
       </w:r>
     </w:p>
     <w:p>
-      <w:r>
-        <w:t>Nedan beskrivs fynd av naturvårdsarter som gjorts i det avverkningsanmälda området.</w:t>
-      </w:r>
-    </w:p>
-    <w:p>
       <w:pPr>
         <w:pStyle w:val="Heading1"/>
       </w:pPr>
       <w:r>
-        <w:t>Naturvårdsarter</w:t>
+        <w:t>Naturvårdsarter och fridlysta arter</w:t>
       </w:r>
     </w:p>
     <w:p>
       <w:r>
-        <w:t>Inom 14 meter från avverkningsanmälan har följande 4 naturvårdsarter hittats: gräddporing (VU, T), grantaggsvamp (NT), ullticka (NT, T) och kransrams (S, T). Av dessa är 3 rödlistade. För rödlistade arter har rödlistekategorin angivits inom parentes. Arter som är signalarter enligt Skogsstyrelsen har markerats med (S). Typiska arter inom Natura 2000 som är kopplade till skogsekosystem har markerats med (T).</w:t>
-      </w:r>
-    </w:p>
-    <w:p>
-      <w:r>
-        <w:t>De påträffade naturvårdsarterna är ett tydligt kvitto på att det rör sig om en skog med höga naturvärden.</w:t>
-      </w:r>
-    </w:p>
-    <w:p>
-      <w:r>
-        <w:rPr>
-          <w:b/>
-        </w:rPr>
-        <w:t xml:space="preserve">Grantaggsvamp (NT) </w:t>
-      </w:r>
-      <w:r>
-        <w:t>påträffas främst i mossiga och örtrika äldre granskogar på kalkrik mark i något fuktiga lägen, och i norr även i mager tallskog med lång kontinuitet. Arten missgynnas generellt av trakthyggesbruket och en långsiktig tillgång till värdträd bör säkras genom att man undviker att avverka kända växtplatser (SLU Artdatabanken, 2024).</w:t>
+        <w:t>Nedan följer beskrivningar av de naturvårdsarter och fridlysta arter som har sina livsmiljöer och växtplatser i den avverkningsanmälda skogen. De påträffade naturvårdsarterna är ett tydligt kvitto på att det rör sig om en skog med höga naturvärden.</w:t>
       </w:r>
     </w:p>
     <w:p>
@@ -135,19 +124,10 @@
         <w:rPr>
           <w:b/>
         </w:rPr>
-        <w:t>Kransrams</w:t>
+        <w:t xml:space="preserve">Grantaggsvamp (NT) </w:t>
       </w:r>
       <w:r>
-        <w:t xml:space="preserve"> är typisk art för </w:t>
-      </w:r>
-      <w:r>
-        <w:rPr>
-          <w:i/>
-        </w:rPr>
-        <w:t xml:space="preserve">9020 Nordlig ädellövskog </w:t>
-      </w:r>
-      <w:r>
-        <w:t>(SLU Artdatabanken, 2025).</w:t>
+        <w:t>påträffas främst i mossiga och örtrika äldre granskogar på kalkrik mark i något fuktiga lägen, och i norr även i mager tallskog med lång kontinuitet. Arten missgynnas generellt av trakthyggesbruket och en långsiktig tillgång till värdträd bör säkras genom att man undviker att avverka kända växtplatser (SLU Artdatabanken, 2024).</w:t>
       </w:r>
     </w:p>
     <w:p>
@@ -206,6 +186,26 @@
         <w:t xml:space="preserve"> (SLU Artdatabanken, 2026; Nitare &amp; Skogsstyrelsen, 2019; Miettinen &amp; Niemelä, 2018).</w:t>
       </w:r>
     </w:p>
+    <w:p>
+      <w:r>
+        <w:rPr>
+          <w:b/>
+        </w:rPr>
+        <w:t>Kransrams</w:t>
+      </w:r>
+      <w:r>
+        <w:t xml:space="preserve"> är typisk art för </w:t>
+      </w:r>
+      <w:r>
+        <w:rPr>
+          <w:i/>
+        </w:rPr>
+        <w:t xml:space="preserve">9020 Nordlig ädellövskog </w:t>
+      </w:r>
+      <w:r>
+        <w:t>(SLU Artdatabanken, 2025).</w:t>
+      </w:r>
+    </w:p>
     <w:sectPr>
       <w:headerReference w:type="even" r:id="rId8"/>
       <w:headerReference w:type="default" r:id="rId9"/>
@@ -334,7 +334,7 @@
     <w:r>
       <w:tab/>
       <w:tab/>
-      <w:t>2026-06-20</w:t>
+      <w:t>2026-06-21</w:t>
       <w:br/>
       <w:br/>
     </w:r>

--- a/tillsyn/A 15144-2024 tillsynsbegäran.docx
+++ b/tillsyn/A 15144-2024 tillsynsbegäran.docx
@@ -334,7 +334,7 @@
     <w:r>
       <w:tab/>
       <w:tab/>
-      <w:t>2026-06-21</w:t>
+      <w:t>2026-06-22</w:t>
       <w:br/>
       <w:br/>
     </w:r>

--- a/tillsyn/A 15144-2024 tillsynsbegäran.docx
+++ b/tillsyn/A 15144-2024 tillsynsbegäran.docx
@@ -334,7 +334,7 @@
     <w:r>
       <w:tab/>
       <w:tab/>
-      <w:t>2026-06-22</w:t>
+      <w:t>2026-06-23</w:t>
       <w:br/>
       <w:br/>
     </w:r>

--- a/tillsyn/A 15144-2024 tillsynsbegäran.docx
+++ b/tillsyn/A 15144-2024 tillsynsbegäran.docx
@@ -334,7 +334,7 @@
     <w:r>
       <w:tab/>
       <w:tab/>
-      <w:t>2026-06-23</w:t>
+      <w:t>2026-06-24</w:t>
       <w:br/>
       <w:br/>
     </w:r>

--- a/tillsyn/A 15144-2024 tillsynsbegäran.docx
+++ b/tillsyn/A 15144-2024 tillsynsbegäran.docx
@@ -334,7 +334,7 @@
     <w:r>
       <w:tab/>
       <w:tab/>
-      <w:t>2026-06-24</w:t>
+      <w:t>2026-06-25</w:t>
       <w:br/>
       <w:br/>
     </w:r>

--- a/tillsyn/A 15144-2024 tillsynsbegäran.docx
+++ b/tillsyn/A 15144-2024 tillsynsbegäran.docx
@@ -334,7 +334,7 @@
     <w:r>
       <w:tab/>
       <w:tab/>
-      <w:t>2026-06-25</w:t>
+      <w:t>2026-06-26</w:t>
       <w:br/>
       <w:br/>
     </w:r>

--- a/tillsyn/A 15144-2024 tillsynsbegäran.docx
+++ b/tillsyn/A 15144-2024 tillsynsbegäran.docx
@@ -334,7 +334,7 @@
     <w:r>
       <w:tab/>
       <w:tab/>
-      <w:t>2026-06-26</w:t>
+      <w:t>2026-06-27</w:t>
       <w:br/>
       <w:br/>
     </w:r>

--- a/tillsyn/A 15144-2024 tillsynsbegäran.docx
+++ b/tillsyn/A 15144-2024 tillsynsbegäran.docx
@@ -334,7 +334,7 @@
     <w:r>
       <w:tab/>
       <w:tab/>
-      <w:t>2026-06-27</w:t>
+      <w:t>2026-06-28</w:t>
       <w:br/>
       <w:br/>
     </w:r>

--- a/tillsyn/A 15144-2024 tillsynsbegäran.docx
+++ b/tillsyn/A 15144-2024 tillsynsbegäran.docx
@@ -334,7 +334,7 @@
     <w:r>
       <w:tab/>
       <w:tab/>
-      <w:t>2026-06-28</w:t>
+      <w:t>2026-06-29</w:t>
       <w:br/>
       <w:br/>
     </w:r>

--- a/tillsyn/A 15144-2024 tillsynsbegäran.docx
+++ b/tillsyn/A 15144-2024 tillsynsbegäran.docx
@@ -334,7 +334,7 @@
     <w:r>
       <w:tab/>
       <w:tab/>
-      <w:t>2026-06-29</w:t>
+      <w:t>2026-06-30</w:t>
       <w:br/>
       <w:br/>
     </w:r>

--- a/tillsyn/A 15144-2024 tillsynsbegäran.docx
+++ b/tillsyn/A 15144-2024 tillsynsbegäran.docx
@@ -334,7 +334,7 @@
     <w:r>
       <w:tab/>
       <w:tab/>
-      <w:t>2026-06-30</w:t>
+      <w:t>2026-07-01</w:t>
       <w:br/>
       <w:br/>
     </w:r>

--- a/tillsyn/A 15144-2024 tillsynsbegäran.docx
+++ b/tillsyn/A 15144-2024 tillsynsbegäran.docx
@@ -334,7 +334,7 @@
     <w:r>
       <w:tab/>
       <w:tab/>
-      <w:t>2026-07-01</w:t>
+      <w:t>2026-07-02</w:t>
       <w:br/>
       <w:br/>
     </w:r>

--- a/tillsyn/A 15144-2024 tillsynsbegäran.docx
+++ b/tillsyn/A 15144-2024 tillsynsbegäran.docx
@@ -334,7 +334,7 @@
     <w:r>
       <w:tab/>
       <w:tab/>
-      <w:t>2026-07-13</w:t>
+      <w:t>2026-07-14</w:t>
       <w:br/>
       <w:br/>
     </w:r>

--- a/tillsyn/A 15144-2024 tillsynsbegäran.docx
+++ b/tillsyn/A 15144-2024 tillsynsbegäran.docx
@@ -334,7 +334,7 @@
     <w:r>
       <w:tab/>
       <w:tab/>
-      <w:t>2026-07-14</w:t>
+      <w:t>2026-07-15</w:t>
       <w:br/>
       <w:br/>
     </w:r>

--- a/tillsyn/A 15144-2024 tillsynsbegäran.docx
+++ b/tillsyn/A 15144-2024 tillsynsbegäran.docx
@@ -334,7 +334,7 @@
     <w:r>
       <w:tab/>
       <w:tab/>
-      <w:t>2026-07-15</w:t>
+      <w:t>2026-07-16</w:t>
       <w:br/>
       <w:br/>
     </w:r>

--- a/tillsyn/A 15144-2024 tillsynsbegäran.docx
+++ b/tillsyn/A 15144-2024 tillsynsbegäran.docx
@@ -334,7 +334,7 @@
     <w:r>
       <w:tab/>
       <w:tab/>
-      <w:t>2026-07-16</w:t>
+      <w:t>2026-07-17</w:t>
       <w:br/>
       <w:br/>
     </w:r>

--- a/tillsyn/A 15144-2024 tillsynsbegäran.docx
+++ b/tillsyn/A 15144-2024 tillsynsbegäran.docx
@@ -334,7 +334,7 @@
     <w:r>
       <w:tab/>
       <w:tab/>
-      <w:t>2026-07-17</w:t>
+      <w:t>2026-07-18</w:t>
       <w:br/>
       <w:br/>
     </w:r>

--- a/tillsyn/A 15144-2024 tillsynsbegäran.docx
+++ b/tillsyn/A 15144-2024 tillsynsbegäran.docx
@@ -334,7 +334,7 @@
     <w:r>
       <w:tab/>
       <w:tab/>
-      <w:t>2026-07-18</w:t>
+      <w:t>2026-07-19</w:t>
       <w:br/>
       <w:br/>
     </w:r>

--- a/tillsyn/A 15144-2024 tillsynsbegäran.docx
+++ b/tillsyn/A 15144-2024 tillsynsbegäran.docx
@@ -334,7 +334,7 @@
     <w:r>
       <w:tab/>
       <w:tab/>
-      <w:t>2026-07-19</w:t>
+      <w:t>2026-07-20</w:t>
       <w:br/>
       <w:br/>
     </w:r>

--- a/tillsyn/A 15144-2024 tillsynsbegäran.docx
+++ b/tillsyn/A 15144-2024 tillsynsbegäran.docx
@@ -334,7 +334,7 @@
     <w:r>
       <w:tab/>
       <w:tab/>
-      <w:t>2026-07-20</w:t>
+      <w:t>2026-07-21</w:t>
       <w:br/>
       <w:br/>
     </w:r>

--- a/tillsyn/A 15144-2024 tillsynsbegäran.docx
+++ b/tillsyn/A 15144-2024 tillsynsbegäran.docx
@@ -334,7 +334,7 @@
     <w:r>
       <w:tab/>
       <w:tab/>
-      <w:t>2026-07-21</w:t>
+      <w:t>2026-07-22</w:t>
       <w:br/>
       <w:br/>
     </w:r>

--- a/tillsyn/A 15144-2024 tillsynsbegäran.docx
+++ b/tillsyn/A 15144-2024 tillsynsbegäran.docx
@@ -334,7 +334,7 @@
     <w:r>
       <w:tab/>
       <w:tab/>
-      <w:t>2026-07-22</w:t>
+      <w:t>2026-07-23</w:t>
       <w:br/>
       <w:br/>
     </w:r>

--- a/tillsyn/A 15144-2024 tillsynsbegäran.docx
+++ b/tillsyn/A 15144-2024 tillsynsbegäran.docx
@@ -334,7 +334,7 @@
     <w:r>
       <w:tab/>
       <w:tab/>
-      <w:t>2026-07-23</w:t>
+      <w:t>2026-07-24</w:t>
       <w:br/>
       <w:br/>
     </w:r>

--- a/tillsyn/A 15144-2024 tillsynsbegäran.docx
+++ b/tillsyn/A 15144-2024 tillsynsbegäran.docx
@@ -334,7 +334,7 @@
     <w:r>
       <w:tab/>
       <w:tab/>
-      <w:t>2026-07-24</w:t>
+      <w:t>2026-07-25</w:t>
       <w:br/>
       <w:br/>
     </w:r>

--- a/tillsyn/A 15144-2024 tillsynsbegäran.docx
+++ b/tillsyn/A 15144-2024 tillsynsbegäran.docx
@@ -334,7 +334,7 @@
     <w:r>
       <w:tab/>
       <w:tab/>
-      <w:t>2026-07-25</w:t>
+      <w:t>2026-07-26</w:t>
       <w:br/>
       <w:br/>
     </w:r>

--- a/tillsyn/A 15144-2024 tillsynsbegäran.docx
+++ b/tillsyn/A 15144-2024 tillsynsbegäran.docx
@@ -334,7 +334,7 @@
     <w:r>
       <w:tab/>
       <w:tab/>
-      <w:t>2026-07-26</w:t>
+      <w:t>2026-07-27</w:t>
       <w:br/>
       <w:br/>
     </w:r>

--- a/tillsyn/A 15144-2024 tillsynsbegäran.docx
+++ b/tillsyn/A 15144-2024 tillsynsbegäran.docx
@@ -334,7 +334,7 @@
     <w:r>
       <w:tab/>
       <w:tab/>
-      <w:t>2026-07-27</w:t>
+      <w:t>2026-07-28</w:t>
       <w:br/>
       <w:br/>
     </w:r>

--- a/tillsyn/A 15144-2024 tillsynsbegäran.docx
+++ b/tillsyn/A 15144-2024 tillsynsbegäran.docx
@@ -334,7 +334,7 @@
     <w:r>
       <w:tab/>
       <w:tab/>
-      <w:t>2026-07-28</w:t>
+      <w:t>2026-07-29</w:t>
       <w:br/>
       <w:br/>
     </w:r>

--- a/tillsyn/A 15144-2024 tillsynsbegäran.docx
+++ b/tillsyn/A 15144-2024 tillsynsbegäran.docx
@@ -334,7 +334,7 @@
     <w:r>
       <w:tab/>
       <w:tab/>
-      <w:t>2026-07-29</w:t>
+      <w:t>2026-07-30</w:t>
       <w:br/>
       <w:br/>
     </w:r>

--- a/tillsyn/A 15144-2024 tillsynsbegäran.docx
+++ b/tillsyn/A 15144-2024 tillsynsbegäran.docx
@@ -334,7 +334,7 @@
     <w:r>
       <w:tab/>
       <w:tab/>
-      <w:t>2026-07-30</w:t>
+      <w:t>2026-07-31</w:t>
       <w:br/>
       <w:br/>
     </w:r>

--- a/tillsyn/A 15144-2024 tillsynsbegäran.docx
+++ b/tillsyn/A 15144-2024 tillsynsbegäran.docx
@@ -334,7 +334,7 @@
     <w:r>
       <w:tab/>
       <w:tab/>
-      <w:t>2026-07-31</w:t>
+      <w:t>2026-08-01</w:t>
       <w:br/>
       <w:br/>
     </w:r>

--- a/tillsyn/A 15144-2024 tillsynsbegäran.docx
+++ b/tillsyn/A 15144-2024 tillsynsbegäran.docx
@@ -334,7 +334,7 @@
     <w:r>
       <w:tab/>
       <w:tab/>
-      <w:t>2026-08-01</w:t>
+      <w:t>2026-08-02</w:t>
       <w:br/>
       <w:br/>
     </w:r>

--- a/tillsyn/A 15144-2024 tillsynsbegäran.docx
+++ b/tillsyn/A 15144-2024 tillsynsbegäran.docx
@@ -334,7 +334,7 @@
     <w:r>
       <w:tab/>
       <w:tab/>
-      <w:t>2026-08-02</w:t>
+      <w:t>2026-08-03</w:t>
       <w:br/>
       <w:br/>
     </w:r>

--- a/tillsyn/A 15144-2024 tillsynsbegäran.docx
+++ b/tillsyn/A 15144-2024 tillsynsbegäran.docx
@@ -334,7 +334,7 @@
     <w:r>
       <w:tab/>
       <w:tab/>
-      <w:t>2026-08-03</w:t>
+      <w:t>2026-08-04</w:t>
       <w:br/>
       <w:br/>
     </w:r>

--- a/tillsyn/A 15144-2024 tillsynsbegäran.docx
+++ b/tillsyn/A 15144-2024 tillsynsbegäran.docx
@@ -334,7 +334,7 @@
     <w:r>
       <w:tab/>
       <w:tab/>
-      <w:t>2026-08-04</w:t>
+      <w:t>2026-08-05</w:t>
       <w:br/>
       <w:br/>
     </w:r>

--- a/tillsyn/A 15144-2024 tillsynsbegäran.docx
+++ b/tillsyn/A 15144-2024 tillsynsbegäran.docx
@@ -334,7 +334,7 @@
     <w:r>
       <w:tab/>
       <w:tab/>
-      <w:t>2026-08-05</w:t>
+      <w:t>2026-08-07</w:t>
       <w:br/>
       <w:br/>
     </w:r>

--- a/tillsyn/A 15144-2024 tillsynsbegäran.docx
+++ b/tillsyn/A 15144-2024 tillsynsbegäran.docx
@@ -334,7 +334,7 @@
     <w:r>
       <w:tab/>
       <w:tab/>
-      <w:t>2026-08-07</w:t>
+      <w:t>2026-08-08</w:t>
       <w:br/>
       <w:br/>
     </w:r>

--- a/tillsyn/A 15144-2024 tillsynsbegäran.docx
+++ b/tillsyn/A 15144-2024 tillsynsbegäran.docx
@@ -60,7 +60,7 @@
         <w:spacing w:after="240"/>
       </w:pPr>
       <w:r>
-        <w:t>Figur 1. Fyndplatser för naturvårdsarter inom 14 meter från avverkningsanmälan. Markörer utan svart kant är placerade på fyndplatsen. Markörer med svart kant är placerade vid sidan av fyndplatsen har ett svart streck som visar fyndplatsens exakta position. Kartans mittpunktskoordinat är N 6987041, E 529013 i SWEREF 99 TM.</w:t>
+        <w:t>Figur 1. Fyndplatser för naturvårdsarter inom 14 meter från avverkningsanmälan. Markörer utan svart kant är placerade på fyndplatsen. Markörer med svart kant är placerade vid sidan av fyndplatsen och har ett svart streck som visar fyndplatsens exakta position. Kartans mittpunktskoordinat är N 6987041, E 529013 i SWEREF 99 TM.</w:t>
       </w:r>
     </w:p>
     <w:p>
@@ -334,7 +334,7 @@
     <w:r>
       <w:tab/>
       <w:tab/>
-      <w:t>2026-08-14</w:t>
+      <w:t>2026-08-15</w:t>
       <w:br/>
       <w:br/>
     </w:r>

--- a/tillsyn/A 15144-2024 tillsynsbegäran.docx
+++ b/tillsyn/A 15144-2024 tillsynsbegäran.docx
@@ -334,7 +334,7 @@
     <w:r>
       <w:tab/>
       <w:tab/>
-      <w:t>2026-08-15</w:t>
+      <w:t>2026-08-16</w:t>
       <w:br/>
       <w:br/>
     </w:r>

--- a/tillsyn/A 15144-2024 tillsynsbegäran.docx
+++ b/tillsyn/A 15144-2024 tillsynsbegäran.docx
@@ -334,7 +334,7 @@
     <w:r>
       <w:tab/>
       <w:tab/>
-      <w:t>2026-08-16</w:t>
+      <w:t>2026-08-17</w:t>
       <w:br/>
       <w:br/>
     </w:r>

--- a/tillsyn/A 15144-2024 tillsynsbegäran.docx
+++ b/tillsyn/A 15144-2024 tillsynsbegäran.docx
@@ -334,7 +334,7 @@
     <w:r>
       <w:tab/>
       <w:tab/>
-      <w:t>2026-08-17</w:t>
+      <w:t>2026-08-18</w:t>
       <w:br/>
       <w:br/>
     </w:r>

--- a/tillsyn/A 15144-2024 tillsynsbegäran.docx
+++ b/tillsyn/A 15144-2024 tillsynsbegäran.docx
@@ -334,7 +334,7 @@
     <w:r>
       <w:tab/>
       <w:tab/>
-      <w:t>2026-08-18</w:t>
+      <w:t>2026-08-19</w:t>
       <w:br/>
       <w:br/>
     </w:r>

--- a/tillsyn/A 15144-2024 tillsynsbegäran.docx
+++ b/tillsyn/A 15144-2024 tillsynsbegäran.docx
@@ -334,7 +334,7 @@
     <w:r>
       <w:tab/>
       <w:tab/>
-      <w:t>2026-08-19</w:t>
+      <w:t>2026-08-20</w:t>
       <w:br/>
       <w:br/>
     </w:r>

--- a/tillsyn/A 15144-2024 tillsynsbegäran.docx
+++ b/tillsyn/A 15144-2024 tillsynsbegäran.docx
@@ -334,7 +334,7 @@
     <w:r>
       <w:tab/>
       <w:tab/>
-      <w:t>2026-08-20</w:t>
+      <w:t>2026-08-21</w:t>
       <w:br/>
       <w:br/>
     </w:r>

--- a/tillsyn/A 15144-2024 tillsynsbegäran.docx
+++ b/tillsyn/A 15144-2024 tillsynsbegäran.docx
@@ -334,7 +334,7 @@
     <w:r>
       <w:tab/>
       <w:tab/>
-      <w:t>2026-08-21</w:t>
+      <w:t>2026-08-22</w:t>
       <w:br/>
       <w:br/>
     </w:r>

--- a/tillsyn/A 15144-2024 tillsynsbegäran.docx
+++ b/tillsyn/A 15144-2024 tillsynsbegäran.docx
@@ -334,7 +334,7 @@
     <w:r>
       <w:tab/>
       <w:tab/>
-      <w:t>2026-08-22</w:t>
+      <w:t>2026-08-23</w:t>
       <w:br/>
       <w:br/>
     </w:r>

--- a/tillsyn/A 15144-2024 tillsynsbegäran.docx
+++ b/tillsyn/A 15144-2024 tillsynsbegäran.docx
@@ -334,7 +334,7 @@
     <w:r>
       <w:tab/>
       <w:tab/>
-      <w:t>2026-08-23</w:t>
+      <w:t>2026-08-24</w:t>
       <w:br/>
       <w:br/>
     </w:r>

--- a/tillsyn/A 15144-2024 tillsynsbegäran.docx
+++ b/tillsyn/A 15144-2024 tillsynsbegäran.docx
@@ -334,7 +334,7 @@
     <w:r>
       <w:tab/>
       <w:tab/>
-      <w:t>2026-08-24</w:t>
+      <w:t>2026-08-25</w:t>
       <w:br/>
       <w:br/>
     </w:r>

--- a/tillsyn/A 15144-2024 tillsynsbegäran.docx
+++ b/tillsyn/A 15144-2024 tillsynsbegäran.docx
@@ -334,7 +334,7 @@
     <w:r>
       <w:tab/>
       <w:tab/>
-      <w:t>2026-08-25</w:t>
+      <w:t>2026-08-26</w:t>
       <w:br/>
       <w:br/>
     </w:r>

--- a/tillsyn/A 15144-2024 tillsynsbegäran.docx
+++ b/tillsyn/A 15144-2024 tillsynsbegäran.docx
@@ -334,7 +334,7 @@
     <w:r>
       <w:tab/>
       <w:tab/>
-      <w:t>2026-08-26</w:t>
+      <w:t>2026-08-27</w:t>
       <w:br/>
       <w:br/>
     </w:r>

--- a/tillsyn/A 15144-2024 tillsynsbegäran.docx
+++ b/tillsyn/A 15144-2024 tillsynsbegäran.docx
@@ -334,7 +334,7 @@
     <w:r>
       <w:tab/>
       <w:tab/>
-      <w:t>2026-08-27</w:t>
+      <w:t>2026-08-28</w:t>
       <w:br/>
       <w:br/>
     </w:r>

--- a/tillsyn/A 15144-2024 tillsynsbegäran.docx
+++ b/tillsyn/A 15144-2024 tillsynsbegäran.docx
@@ -334,7 +334,7 @@
     <w:r>
       <w:tab/>
       <w:tab/>
-      <w:t>2026-08-28</w:t>
+      <w:t>2026-08-29</w:t>
       <w:br/>
       <w:br/>
     </w:r>

--- a/tillsyn/A 15144-2024 tillsynsbegäran.docx
+++ b/tillsyn/A 15144-2024 tillsynsbegäran.docx
@@ -334,7 +334,7 @@
     <w:r>
       <w:tab/>
       <w:tab/>
-      <w:t>2026-08-29</w:t>
+      <w:t>2026-08-31</w:t>
       <w:br/>
       <w:br/>
     </w:r>

--- a/tillsyn/A 15144-2024 tillsynsbegäran.docx
+++ b/tillsyn/A 15144-2024 tillsynsbegäran.docx
@@ -334,7 +334,7 @@
     <w:r>
       <w:tab/>
       <w:tab/>
-      <w:t>2026-08-31</w:t>
+      <w:t>2026-09-01</w:t>
       <w:br/>
       <w:br/>
     </w:r>

--- a/tillsyn/A 15144-2024 tillsynsbegäran.docx
+++ b/tillsyn/A 15144-2024 tillsynsbegäran.docx
@@ -334,7 +334,7 @@
     <w:r>
       <w:tab/>
       <w:tab/>
-      <w:t>2026-09-01</w:t>
+      <w:t>2026-09-02</w:t>
       <w:br/>
       <w:br/>
     </w:r>

--- a/tillsyn/A 15144-2024 tillsynsbegäran.docx
+++ b/tillsyn/A 15144-2024 tillsynsbegäran.docx
@@ -334,7 +334,7 @@
     <w:r>
       <w:tab/>
       <w:tab/>
-      <w:t>2026-09-02</w:t>
+      <w:t>2026-09-03</w:t>
       <w:br/>
       <w:br/>
     </w:r>

--- a/tillsyn/A 15144-2024 tillsynsbegäran.docx
+++ b/tillsyn/A 15144-2024 tillsynsbegäran.docx
@@ -334,7 +334,7 @@
     <w:r>
       <w:tab/>
       <w:tab/>
-      <w:t>2026-09-03</w:t>
+      <w:t>2026-09-04</w:t>
       <w:br/>
       <w:br/>
     </w:r>

--- a/tillsyn/A 15144-2024 tillsynsbegäran.docx
+++ b/tillsyn/A 15144-2024 tillsynsbegäran.docx
@@ -334,7 +334,7 @@
     <w:r>
       <w:tab/>
       <w:tab/>
-      <w:t>2026-09-04</w:t>
+      <w:t>2026-09-05</w:t>
       <w:br/>
       <w:br/>
     </w:r>
